--- a/2_Report/BMT218-MAGIC Gamma Teleskop Veri Seti .docx
+++ b/2_Report/BMT218-MAGIC Gamma Teleskop Veri Seti .docx
@@ -253,15 +253,7 @@
           <w:i/>
           <w:sz w:val="22"/>
         </w:rPr>
-        <w:t xml:space="preserve"> Fakültesi</w:t>
-      </w:r>
-      <w:r>
-        <w:rPr>
-          <w:rFonts w:cs="Times New Roman"/>
-          <w:i/>
-          <w:sz w:val="22"/>
-        </w:rPr>
-        <w:t xml:space="preserve">, Gazi Üniversitesi, Ankara, Türkiye </w:t>
+        <w:t xml:space="preserve"> Fakültesi, Gazi Üniversitesi, Ankara, Türkiye </w:t>
       </w:r>
     </w:p>
     <w:p>
@@ -281,15 +273,7 @@
           <w:i/>
           <w:sz w:val="22"/>
         </w:rPr>
-        <w:t>24181616037</w:t>
-      </w:r>
-      <w:r>
-        <w:rPr>
-          <w:rFonts w:cs="Times New Roman"/>
-          <w:i/>
-          <w:sz w:val="22"/>
-        </w:rPr>
-        <w:t xml:space="preserve">@gazi.edu.tr </w:t>
+        <w:t xml:space="preserve">24181616037@gazi.edu.tr </w:t>
       </w:r>
     </w:p>
     <w:p>
@@ -382,15 +366,7 @@
           <w:i/>
           <w:sz w:val="22"/>
         </w:rPr>
-        <w:t xml:space="preserve"> Fakültesi</w:t>
-      </w:r>
-      <w:r>
-        <w:rPr>
-          <w:rFonts w:cs="Times New Roman"/>
-          <w:i/>
-          <w:sz w:val="22"/>
-        </w:rPr>
-        <w:t xml:space="preserve">, Gazi Üniversitesi, Ankara, Türkiye </w:t>
+        <w:t xml:space="preserve"> Fakültesi, Gazi Üniversitesi, Ankara, Türkiye </w:t>
       </w:r>
     </w:p>
     <w:p>
@@ -408,15 +384,7 @@
           <w:i/>
           <w:sz w:val="22"/>
         </w:rPr>
-        <w:t>24181616038</w:t>
-      </w:r>
-      <w:r>
-        <w:rPr>
-          <w:rFonts w:cs="Times New Roman"/>
-          <w:i/>
-          <w:sz w:val="22"/>
-        </w:rPr>
-        <w:t xml:space="preserve">@gazi.edu.tr </w:t>
+        <w:t xml:space="preserve">24181616038@gazi.edu.tr </w:t>
       </w:r>
     </w:p>
     <w:p>
@@ -14080,7 +14048,7 @@
           <w:szCs w:val="24"/>
         </w:rPr>
         <w:drawing>
-          <wp:anchor distT="0" distB="0" distL="114300" distR="114300" simplePos="0" relativeHeight="251675648" behindDoc="0" locked="0" layoutInCell="1" allowOverlap="1" wp14:anchorId="5F5C4CAD" wp14:editId="4FE89F4D">
+          <wp:anchor distT="0" distB="0" distL="114300" distR="114300" simplePos="0" relativeHeight="251675648" behindDoc="0" locked="0" layoutInCell="1" allowOverlap="1" wp14:anchorId="5F5C4CAD" wp14:editId="55863CBD">
             <wp:simplePos x="0" y="0"/>
             <wp:positionH relativeFrom="margin">
               <wp:align>center</wp:align>
@@ -15092,23 +15060,7 @@
           <w:rFonts w:cs="Times New Roman"/>
           <w:szCs w:val="24"/>
         </w:rPr>
-        <w:t xml:space="preserve"> </w:t>
-      </w:r>
-      <w:proofErr w:type="spellStart"/>
-      <w:r>
-        <w:rPr>
-          <w:rFonts w:cs="Times New Roman"/>
-          <w:szCs w:val="24"/>
-        </w:rPr>
-        <w:t>edilmiştir</w:t>
-      </w:r>
-      <w:proofErr w:type="spellEnd"/>
-      <w:r>
-        <w:rPr>
-          <w:rFonts w:cs="Times New Roman"/>
-          <w:szCs w:val="24"/>
-        </w:rPr>
-        <w:t>.</w:t>
+        <w:t xml:space="preserve"> edilmiştir.</w:t>
       </w:r>
     </w:p>
     <w:p>
@@ -15182,15 +15134,7 @@
           <w:szCs w:val="20"/>
         </w:rPr>
         <w:tab/>
-        <w:t xml:space="preserve">                        </w:t>
-      </w:r>
-      <w:r>
-        <w:rPr>
-          <w:rFonts w:cs="Times New Roman"/>
-          <w:sz w:val="20"/>
-          <w:szCs w:val="20"/>
-        </w:rPr>
-        <w:t xml:space="preserve"> </w:t>
+        <w:t xml:space="preserve">                         </w:t>
       </w:r>
       <w:proofErr w:type="spellStart"/>
       <w:r>
@@ -18616,7 +18560,7 @@
         </w:rPr>
         <w:lastRenderedPageBreak/>
         <w:drawing>
-          <wp:anchor distT="0" distB="0" distL="114300" distR="114300" simplePos="0" relativeHeight="251665408" behindDoc="0" locked="0" layoutInCell="1" allowOverlap="1" wp14:anchorId="18171C27" wp14:editId="0FFB5393">
+          <wp:anchor distT="0" distB="0" distL="114300" distR="114300" simplePos="0" relativeHeight="251665408" behindDoc="0" locked="0" layoutInCell="1" allowOverlap="1" wp14:anchorId="18171C27" wp14:editId="600C5E30">
             <wp:simplePos x="0" y="0"/>
             <wp:positionH relativeFrom="margin">
               <wp:align>center</wp:align>
@@ -20149,7 +20093,7 @@
           <w:lang w:val="tr-TR"/>
         </w:rPr>
         <w:drawing>
-          <wp:inline distT="0" distB="0" distL="0" distR="0" wp14:anchorId="1DDA34D7" wp14:editId="32C6CEE1">
+          <wp:inline distT="0" distB="0" distL="0" distR="0" wp14:anchorId="1DDA34D7" wp14:editId="47F012C1">
             <wp:extent cx="5760720" cy="953770"/>
             <wp:effectExtent l="0" t="0" r="0" b="0"/>
             <wp:docPr id="1302671157" name="Resim 13"/>
@@ -20402,7 +20346,30 @@
           <w:rFonts w:cs="Times New Roman"/>
           <w:szCs w:val="24"/>
         </w:rPr>
-        <w:t xml:space="preserve">. fConc1 </w:t>
+        <w:t xml:space="preserve">. </w:t>
+      </w:r>
+      <w:proofErr w:type="spellStart"/>
+      <w:r>
+        <w:rPr>
+          <w:rFonts w:cs="Times New Roman"/>
+          <w:szCs w:val="24"/>
+        </w:rPr>
+        <w:t>f</w:t>
+      </w:r>
+      <w:r>
+        <w:rPr>
+          <w:rFonts w:cs="Times New Roman"/>
+          <w:szCs w:val="24"/>
+        </w:rPr>
+        <w:t>Size</w:t>
+      </w:r>
+      <w:proofErr w:type="spellEnd"/>
+      <w:r>
+        <w:rPr>
+          <w:rFonts w:cs="Times New Roman"/>
+          <w:szCs w:val="24"/>
+        </w:rPr>
+        <w:t xml:space="preserve"> </w:t>
       </w:r>
       <w:proofErr w:type="spellStart"/>
       <w:r>
@@ -20514,17 +20481,15 @@
           <w:rFonts w:cs="Times New Roman"/>
           <w:szCs w:val="24"/>
         </w:rPr>
-        <w:t xml:space="preserve">, </w:t>
-      </w:r>
-      <w:proofErr w:type="spellStart"/>
-      <w:r>
-        <w:rPr>
-          <w:rFonts w:cs="Times New Roman"/>
-          <w:szCs w:val="24"/>
-        </w:rPr>
-        <w:t>fSize</w:t>
-      </w:r>
-      <w:proofErr w:type="spellEnd"/>
+        <w:t>, f</w:t>
+      </w:r>
+      <w:r>
+        <w:rPr>
+          <w:rFonts w:cs="Times New Roman"/>
+          <w:szCs w:val="24"/>
+        </w:rPr>
+        <w:t>Conc1</w:t>
+      </w:r>
       <w:r>
         <w:rPr>
           <w:rFonts w:cs="Times New Roman"/>
@@ -20554,15 +20519,29 @@
           <w:rFonts w:cs="Times New Roman"/>
           <w:szCs w:val="24"/>
         </w:rPr>
-        <w:t>fLength</w:t>
-      </w:r>
-      <w:proofErr w:type="spellEnd"/>
-      <w:r>
-        <w:rPr>
-          <w:rFonts w:cs="Times New Roman"/>
-          <w:szCs w:val="24"/>
-        </w:rPr>
-        <w:t xml:space="preserve"> Hadron </w:t>
+        <w:t>f</w:t>
+      </w:r>
+      <w:r>
+        <w:rPr>
+          <w:rFonts w:cs="Times New Roman"/>
+          <w:szCs w:val="24"/>
+        </w:rPr>
+        <w:t>Alpha</w:t>
+      </w:r>
+      <w:proofErr w:type="spellEnd"/>
+      <w:r>
+        <w:rPr>
+          <w:rFonts w:cs="Times New Roman"/>
+          <w:szCs w:val="24"/>
+        </w:rPr>
+        <w:t xml:space="preserve"> </w:t>
+      </w:r>
+      <w:r>
+        <w:rPr>
+          <w:rFonts w:cs="Times New Roman"/>
+          <w:szCs w:val="24"/>
+        </w:rPr>
+        <w:t xml:space="preserve">Hadron </w:t>
       </w:r>
       <w:proofErr w:type="spellStart"/>
       <w:r>
@@ -22652,7 +22631,7 @@
           <w:lang w:val="tr-TR"/>
         </w:rPr>
         <w:drawing>
-          <wp:anchor distT="0" distB="0" distL="114300" distR="114300" simplePos="0" relativeHeight="251672576" behindDoc="0" locked="0" layoutInCell="1" allowOverlap="1" wp14:anchorId="4A1A0955" wp14:editId="25687114">
+          <wp:anchor distT="0" distB="0" distL="114300" distR="114300" simplePos="0" relativeHeight="251672576" behindDoc="0" locked="0" layoutInCell="1" allowOverlap="1" wp14:anchorId="4A1A0955" wp14:editId="133DE111">
             <wp:simplePos x="0" y="0"/>
             <wp:positionH relativeFrom="margin">
               <wp:posOffset>1531620</wp:posOffset>
@@ -23220,7 +23199,7 @@
           <w:noProof/>
         </w:rPr>
         <w:drawing>
-          <wp:inline distT="0" distB="0" distL="0" distR="0" wp14:anchorId="391A4C58" wp14:editId="12E63ABF">
+          <wp:inline distT="0" distB="0" distL="0" distR="0" wp14:anchorId="391A4C58" wp14:editId="3E065028">
             <wp:extent cx="5760720" cy="2122170"/>
             <wp:effectExtent l="0" t="0" r="0" b="0"/>
             <wp:docPr id="80141620" name="Resim 27"/>
@@ -35297,6 +35276,7 @@
   <w:style w:type="character" w:default="1" w:styleId="VarsaylanParagrafYazTipi">
     <w:name w:val="Default Paragraph Font"/>
     <w:uiPriority w:val="1"/>
+    <w:semiHidden/>
     <w:unhideWhenUsed/>
   </w:style>
   <w:style w:type="table" w:default="1" w:styleId="NormalTablo">
